--- a/docs/software_architecture.docx
+++ b/docs/software_architecture.docx
@@ -1938,7 +1938,7 @@
                 <w:sz w:val="20"/>
                 <w:szCs w:val="20"/>
               </w:rPr>
-              <w:t xml:space="preserve">已预留</w:t>
+              <w:t xml:space="preserve">已落地</w:t>
             </w:r>
           </w:p>
         </w:tc>
@@ -1971,7 +1971,7 @@
                 <w:sz w:val="20"/>
                 <w:szCs w:val="20"/>
               </w:rPr>
-              <w:t xml:space="preserve">main.c initItem</w:t>
+              <w:t xml:space="preserve">main.c + mod_registry.c</w:t>
             </w:r>
           </w:p>
         </w:tc>
@@ -2004,7 +2004,7 @@
                 <w:sz w:val="20"/>
                 <w:szCs w:val="20"/>
               </w:rPr>
-              <w:t xml:space="preserve">字段已留，调度器未解析</w:t>
+              <w:t xml:space="preserve">initItem.depends_on 位掩码拓扑排序（3.1 激活）</w:t>
             </w:r>
           </w:p>
         </w:tc>
@@ -2072,7 +2072,7 @@
                 <w:sz w:val="20"/>
                 <w:szCs w:val="20"/>
               </w:rPr>
-              <w:t xml:space="preserve">已预留</w:t>
+              <w:t xml:space="preserve">已落地</w:t>
             </w:r>
           </w:p>
         </w:tc>
@@ -2105,7 +2105,7 @@
                 <w:sz w:val="20"/>
                 <w:szCs w:val="20"/>
               </w:rPr>
-              <w:t xml:space="preserve">GD32 public.h</w:t>
+              <w:t xml:space="preserve">GD32 public.h + soft_timer</w:t>
             </w:r>
           </w:p>
         </w:tc>
@@ -2138,7 +2138,7 @@
                 <w:sz w:val="20"/>
                 <w:szCs w:val="20"/>
               </w:rPr>
-              <w:t xml:space="preserve">driver_tick_handle[] 未注册</w:t>
+              <w:t xml:space="preserve">1/10/100ms 三层驱动（3.8 双端激活）</w:t>
             </w:r>
           </w:p>
         </w:tc>
@@ -2206,7 +2206,7 @@
                 <w:sz w:val="20"/>
                 <w:szCs w:val="20"/>
               </w:rPr>
-              <w:t xml:space="preserve">已预留</w:t>
+              <w:t xml:space="preserve">已落地</w:t>
             </w:r>
           </w:p>
         </w:tc>
@@ -2239,7 +2239,7 @@
                 <w:sz w:val="20"/>
                 <w:szCs w:val="20"/>
               </w:rPr>
-              <w:t xml:space="preserve">GD32 public.h</w:t>
+              <w:t xml:space="preserve">GD32 public.h + mod_registry</w:t>
             </w:r>
           </w:p>
         </w:tc>
@@ -2272,7 +2272,7 @@
                 <w:sz w:val="20"/>
                 <w:szCs w:val="20"/>
               </w:rPr>
-              <w:t xml:space="preserve">Drv_Err 未广泛使用</w:t>
+              <w:t xml:space="preserve">Drv_Err 用于 init 反射表（5.1）</w:t>
             </w:r>
           </w:p>
         </w:tc>
@@ -2340,7 +2340,7 @@
                 <w:sz w:val="20"/>
                 <w:szCs w:val="20"/>
               </w:rPr>
-              <w:t xml:space="preserve">已预留</w:t>
+              <w:t xml:space="preserve">已落地</w:t>
             </w:r>
           </w:p>
         </w:tc>
@@ -2373,7 +2373,7 @@
                 <w:sz w:val="20"/>
                 <w:szCs w:val="20"/>
               </w:rPr>
-              <w:t xml:space="preserve">GD32 public.h</w:t>
+              <w:t xml:space="preserve">Service/channel + channel_spi</w:t>
             </w:r>
           </w:p>
         </w:tc>
@@ -2406,7 +2406,7 @@
                 <w:sz w:val="20"/>
                 <w:szCs w:val="20"/>
               </w:rPr>
-              <w:t xml:space="preserve">com_union 可上升为通用通道</w:t>
+              <w:t xml:space="preserve">channel_t 接口+UART/SPI 双链路（3.3）</w:t>
             </w:r>
           </w:p>
         </w:tc>
@@ -2474,7 +2474,7 @@
                 <w:sz w:val="20"/>
                 <w:szCs w:val="20"/>
               </w:rPr>
-              <w:t xml:space="preserve">已预留</w:t>
+              <w:t xml:space="preserve">已落地</w:t>
             </w:r>
           </w:p>
         </w:tc>
@@ -2507,7 +2507,7 @@
                 <w:sz w:val="20"/>
                 <w:szCs w:val="20"/>
               </w:rPr>
-              <w:t xml:space="preserve">GD32 log_ringbuf</w:t>
+              <w:t xml:space="preserve">GD32 log_ringbuf + ESP32 log_fw</w:t>
             </w:r>
           </w:p>
         </w:tc>
@@ -2540,7 +2540,7 @@
                 <w:sz w:val="20"/>
                 <w:szCs w:val="20"/>
               </w:rPr>
-              <w:t xml:space="preserve">定义但源体被注释</w:t>
+              <w:t xml:space="preserve">头部一致可跨核汇聚（3.9 激活）</w:t>
             </w:r>
           </w:p>
         </w:tc>
@@ -2608,7 +2608,7 @@
                 <w:sz w:val="20"/>
                 <w:szCs w:val="20"/>
               </w:rPr>
-              <w:t xml:space="preserve">已预留</w:t>
+              <w:t xml:space="preserve">已落地</w:t>
             </w:r>
           </w:p>
         </w:tc>
@@ -2641,7 +2641,7 @@
                 <w:sz w:val="20"/>
                 <w:szCs w:val="20"/>
               </w:rPr>
-              <w:t xml:space="preserve">GD32 malloc.c</w:t>
+              <w:t xml:space="preserve">GD32 malloc.c + mempool.c</w:t>
             </w:r>
           </w:p>
         </w:tc>
@@ -2674,7 +2674,7 @@
                 <w:sz w:val="20"/>
                 <w:szCs w:val="20"/>
               </w:rPr>
-              <w:t xml:space="preserve">SRAM+SDRAM 双池，可演进对象池</w:t>
+              <w:t xml:space="preserve">SRAM+SDRAM 双池+对象池（3.6 激活）</w:t>
             </w:r>
           </w:p>
         </w:tc>
@@ -2893,14 +2893,10 @@
     </w:p>
     <w:p>
       <w:pPr>
-        <w:pStyle w:val="ListParagraph"/>
-        <w:numPr>
-          <w:ilvl w:val="0"/>
-          <w:numId w:val="2"/>
-        </w:numPr>
-      </w:pPr>
-      <w:r>
-        <w:t xml:space="preserve">initItem.depends_on：依赖位掩码预留，调度器未实现排序（3.1 启用）。</w:t>
+        <w:spacing w:after="120"/>
+      </w:pPr>
+      <w:r>
+        <w:t xml:space="preserve">以下预留项已在 v2.1 全部激活（详见 software_architecture_achive.docx）：</w:t>
       </w:r>
     </w:p>
     <w:p>
@@ -3024,6 +3020,21 @@
     </w:p>
     <w:p>
       <w:pPr>
+        <w:spacing w:after="120"/>
+      </w:pPr>
+      <w:r>
+        <w:rPr>
+          <w:i/>
+          <w:iCs/>
+          <w:color w:val="2E7D32"/>
+          <w:sz w:val="20"/>
+          <w:szCs w:val="20"/>
+        </w:rPr>
+        <w:t xml:space="preserve">【v2.1 实施状态：已双端落地——mod_registry.c 实现拓扑排序 + 反射 OK/FAIL/SKIPPED】</w:t>
+      </w:r>
+    </w:p>
+    <w:p>
+      <w:pPr>
         <w:pStyle w:val="Heading2"/>
       </w:pPr>
       <w:r>
@@ -3058,6 +3069,21 @@
       </w:pPr>
       <w:r>
         <w:t xml:space="preserve">收益：多实例同类设备可单独订阅；成本：订阅表由精确匹配改为前缀匹配，约 40 行；依赖：3.1 模块编号。与现有 event_id_t 二进制 ID 并存：主题是面向开发者的字符串视图，内部仍映射为整数 ID 提高分发速度。</w:t>
+      </w:r>
+    </w:p>
+    <w:p>
+      <w:pPr>
+        <w:spacing w:after="120"/>
+      </w:pPr>
+      <w:r>
+        <w:rPr>
+          <w:i/>
+          <w:iCs/>
+          <w:color w:val="2E7D32"/>
+          <w:sz w:val="20"/>
+          <w:szCs w:val="20"/>
+        </w:rPr>
+        <w:t xml:space="preserve">【v2.1 实施状态：已落地——topic_register_map/topic_event_of 双向映射 + event_ipc RX 接入 topic_dispatch】</w:t>
       </w:r>
     </w:p>
     <w:p>
@@ -3105,6 +3131,21 @@
     </w:p>
     <w:p>
       <w:pPr>
+        <w:spacing w:after="120"/>
+      </w:pPr>
+      <w:r>
+        <w:rPr>
+          <w:i/>
+          <w:iCs/>
+          <w:color w:val="2E7D32"/>
+          <w:sz w:val="20"/>
+          <w:szCs w:val="20"/>
+        </w:rPr>
+        <w:t xml:space="preserve">【v2.1 实施状态：已双端落地——channel_spi.c(SPI2 master) + GD32 spi_slave_link.c(从机 DMA) + event_ipc 热切换】</w:t>
+      </w:r>
+    </w:p>
+    <w:p>
+      <w:pPr>
         <w:pStyle w:val="Heading2"/>
       </w:pPr>
       <w:r>
@@ -3139,6 +3180,21 @@
       </w:pPr>
       <w:r>
         <w:t xml:space="preserve">收益：消除共享状态锁竞争，便于看门狗单独监管；成本：每 Actor 约 60 行；依赖：3.6 对象池（消息对象复用）。</w:t>
+      </w:r>
+    </w:p>
+    <w:p>
+      <w:pPr>
+        <w:spacing w:after="120"/>
+      </w:pPr>
+      <w:r>
+        <w:rPr>
+          <w:i/>
+          <w:iCs/>
+          <w:color w:val="2E7D32"/>
+          <w:sz w:val="20"/>
+          <w:szCs w:val="20"/>
+        </w:rPr>
+        <w:t xml:space="preserve">【v2.1 实施状态：已落地——actor.c 框架 + 日志 Actor 演示；OTA Actor 待云端实测】</w:t>
       </w:r>
     </w:p>
     <w:p>
@@ -3182,6 +3238,21 @@
     </w:p>
     <w:p>
       <w:pPr>
+        <w:spacing w:after="120"/>
+      </w:pPr>
+      <w:r>
+        <w:rPr>
+          <w:i/>
+          <w:iCs/>
+          <w:color w:val="2E7D32"/>
+          <w:sz w:val="20"/>
+          <w:szCs w:val="20"/>
+        </w:rPr>
+        <w:t xml:space="preserve">【v2.1 实施状态：已落地——tts.c(esp_timer 1kHz tick) + app_tasks 1s 心跳槽注册】</w:t>
+      </w:r>
+    </w:p>
+    <w:p>
+      <w:pPr>
         <w:pStyle w:val="Heading2"/>
       </w:pPr>
       <w:r>
@@ -3221,6 +3292,21 @@
     </w:p>
     <w:p>
       <w:pPr>
+        <w:spacing w:after="120"/>
+      </w:pPr>
+      <w:r>
+        <w:rPr>
+          <w:i/>
+          <w:iCs/>
+          <w:color w:val="2E7D32"/>
+          <w:sz w:val="20"/>
+          <w:szCs w:val="20"/>
+        </w:rPr>
+        <w:t xml:space="preserve">【v2.1 实施状态：已双端落地——mempool.c(位图分配) + GD32 malloc.c 双池(SRAMIN/SRAMEX)】</w:t>
+      </w:r>
+    </w:p>
+    <w:p>
+      <w:pPr>
         <w:pStyle w:val="Heading2"/>
       </w:pPr>
       <w:r>
@@ -3260,6 +3346,21 @@
     </w:p>
     <w:p>
       <w:pPr>
+        <w:spacing w:after="120"/>
+      </w:pPr>
+      <w:r>
+        <w:rPr>
+          <w:i/>
+          <w:iCs/>
+          <w:color w:val="2E7D32"/>
+          <w:sz w:val="20"/>
+          <w:szCs w:val="20"/>
+        </w:rPr>
+        <w:t xml:space="preserve">【v2.1 实施状态：已落地——cmd_dispatch + CMD_CRED_UPDATE(MAC SVG 证书下发) + ACL 三级权限】</w:t>
+      </w:r>
+    </w:p>
+    <w:p>
+      <w:pPr>
         <w:pStyle w:val="Heading2"/>
       </w:pPr>
       <w:r>
@@ -3294,6 +3395,21 @@
       </w:pPr>
       <w:r>
         <w:t xml:space="preserve">收益：大批轻量定时回调零额外任务；成本：约 60 行；依赖：无。conn_hsm 的周期重算、event_ipc 的链路健康检测可改为软定时器回调，进一步降任务数。</w:t>
+      </w:r>
+    </w:p>
+    <w:p>
+      <w:pPr>
+        <w:spacing w:after="120"/>
+      </w:pPr>
+      <w:r>
+        <w:rPr>
+          <w:i/>
+          <w:iCs/>
+          <w:color w:val="2E7D32"/>
+          <w:sz w:val="20"/>
+          <w:szCs w:val="20"/>
+        </w:rPr>
+        <w:t xml:space="preserve">【v2.1 实施状态：已双端落地——GD32 SysTick 调 driver_tic_inc + ESP32S3 esp_timer 三轮】</w:t>
       </w:r>
     </w:p>
     <w:p>
@@ -3333,6 +3449,21 @@
       </w:pPr>
       <w:r>
         <w:t xml:space="preserve">收益：可追溯诊断，支持远程导出；成本：约 150 行 + 1~4KB 缓冲；依赖：3.8 软定时器（时间戳）。</w:t>
+      </w:r>
+    </w:p>
+    <w:p>
+      <w:pPr>
+        <w:spacing w:after="120"/>
+      </w:pPr>
+      <w:r>
+        <w:rPr>
+          <w:i/>
+          <w:iCs/>
+          <w:color w:val="2E7D32"/>
+          <w:sz w:val="20"/>
+          <w:szCs w:val="20"/>
+        </w:rPr>
+        <w:t xml:space="preserve">【v2.1 实施状态：已双端落地——log_ringbuf.c(GD32 恢复) + log_fw.c(ESP32S3)，头部布局一致】</w:t>
       </w:r>
     </w:p>
     <w:p>
@@ -3388,6 +3519,21 @@
     </w:p>
     <w:p>
       <w:pPr>
+        <w:spacing w:after="120"/>
+      </w:pPr>
+      <w:r>
+        <w:rPr>
+          <w:i/>
+          <w:iCs/>
+          <w:color w:val="2E7D32"/>
+          <w:sz w:val="20"/>
+          <w:szCs w:val="20"/>
+        </w:rPr>
+        <w:t xml:space="preserve">【v2.1 实施状态：已落地——hsm_fw.c 框架 + ota_mgr OTA 状态机使用】</w:t>
+      </w:r>
+    </w:p>
+    <w:p>
+      <w:pPr>
         <w:pStyle w:val="Heading2"/>
       </w:pPr>
       <w:r>
@@ -3421,6 +3567,21 @@
       </w:pPr>
       <w:r>
         <w:t xml:space="preserve">收益：远程可演进，失败可回退；成本：约 300 行（含 GD32 级联转发）；依赖：3.6（分片缓冲池）、3.10（状态机）、3.7（命令分发）。</w:t>
+      </w:r>
+    </w:p>
+    <w:p>
+      <w:pPr>
+        <w:spacing w:after="120"/>
+      </w:pPr>
+      <w:r>
+        <w:rPr>
+          <w:i/>
+          <w:iCs/>
+          <w:color w:val="2E7D32"/>
+          <w:sz w:val="20"/>
+          <w:szCs w:val="20"/>
+        </w:rPr>
+        <w:t xml:space="preserve">【v2.1 实施状态：已落地——ota_downloader.c(esp_http_client 完整闭环) + ota_mgr.c(HSM) + partitions_ota.csv A/B 分区】</w:t>
       </w:r>
     </w:p>
     <w:p>
@@ -3464,6 +3625,21 @@
     </w:p>
     <w:p>
       <w:pPr>
+        <w:spacing w:after="120"/>
+      </w:pPr>
+      <w:r>
+        <w:rPr>
+          <w:i/>
+          <w:iCs/>
+          <w:color w:val="2E7D32"/>
+          <w:sz w:val="20"/>
+          <w:szCs w:val="20"/>
+        </w:rPr>
+        <w:t xml:space="preserve">【v2.1 实施状态：已落地——cred_mgr(NVS) + wifi/mqtt 凭证自动读取 + TLS 证书云端下发(CMD_CRED_UPDATE)】</w:t>
+      </w:r>
+    </w:p>
+    <w:p>
+      <w:pPr>
         <w:pStyle w:val="Heading2"/>
       </w:pPr>
       <w:r>
@@ -3503,6 +3679,21 @@
     </w:p>
     <w:p>
       <w:pPr>
+        <w:spacing w:after="120"/>
+      </w:pPr>
+      <w:r>
+        <w:rPr>
+          <w:i/>
+          <w:iCs/>
+          <w:color w:val="2E7D32"/>
+          <w:sz w:val="20"/>
+          <w:szCs w:val="20"/>
+        </w:rPr>
+        <w:t xml:space="preserve">【v2.1 实施状态：统计增强版已落地——一阶低通滤波+趋势+多通道联动；TinyML 量化模型待训练数据接入】</w:t>
+      </w:r>
+    </w:p>
+    <w:p>
+      <w:pPr>
         <w:pStyle w:val="Heading2"/>
       </w:pPr>
       <w:r>
@@ -3511,7 +3702,7 @@
     </w:p>
     <w:tbl>
       <w:tblPr>
-        <w:tblW w:type="dxa" w:w="7926"/>
+        <w:tblW w:type="dxa" w:w="9026"/>
         <w:tblBorders>
           <w:top w:val="single" w:color="auto" w:sz="4"/>
           <w:left w:val="single" w:color="auto" w:sz="4"/>
@@ -3522,11 +3713,12 @@
         </w:tblBorders>
       </w:tblPr>
       <w:tblGrid>
-        <w:gridCol w:w="900"/>
-        <w:gridCol w:w="2600"/>
-        <w:gridCol w:w="1700"/>
-        <w:gridCol w:w="1200"/>
-        <w:gridCol w:w="1526"/>
+        <w:gridCol w:w="800"/>
+        <w:gridCol w:w="2400"/>
+        <w:gridCol w:w="1500"/>
+        <w:gridCol w:w="1000"/>
+        <w:gridCol w:w="1100"/>
+        <w:gridCol w:w="2226"/>
       </w:tblGrid>
       <w:tr>
         <w:trPr>
@@ -3534,7 +3726,7 @@
         </w:trPr>
         <w:tc>
           <w:tcPr>
-            <w:tcW w:type="dxa" w:w="900"/>
+            <w:tcW w:type="dxa" w:w="800"/>
             <w:tcBorders>
               <w:top w:val="single" w:color="BFBFBF" w:sz="1"/>
               <w:left w:val="single" w:color="BFBFBF" w:sz="1"/>
@@ -3568,7 +3760,7 @@
         </w:tc>
         <w:tc>
           <w:tcPr>
-            <w:tcW w:type="dxa" w:w="2600"/>
+            <w:tcW w:type="dxa" w:w="2400"/>
             <w:tcBorders>
               <w:top w:val="single" w:color="BFBFBF" w:sz="1"/>
               <w:left w:val="single" w:color="BFBFBF" w:sz="1"/>
@@ -3602,7 +3794,7 @@
         </w:tc>
         <w:tc>
           <w:tcPr>
-            <w:tcW w:type="dxa" w:w="1700"/>
+            <w:tcW w:type="dxa" w:w="1500"/>
             <w:tcBorders>
               <w:top w:val="single" w:color="BFBFBF" w:sz="1"/>
               <w:left w:val="single" w:color="BFBFBF" w:sz="1"/>
@@ -3636,7 +3828,7 @@
         </w:tc>
         <w:tc>
           <w:tcPr>
-            <w:tcW w:type="dxa" w:w="1200"/>
+            <w:tcW w:type="dxa" w:w="1000"/>
             <w:tcBorders>
               <w:top w:val="single" w:color="BFBFBF" w:sz="1"/>
               <w:left w:val="single" w:color="BFBFBF" w:sz="1"/>
@@ -3670,7 +3862,7 @@
         </w:tc>
         <w:tc>
           <w:tcPr>
-            <w:tcW w:type="dxa" w:w="1526"/>
+            <w:tcW w:type="dxa" w:w="1100"/>
             <w:tcBorders>
               <w:top w:val="single" w:color="BFBFBF" w:sz="1"/>
               <w:left w:val="single" w:color="BFBFBF" w:sz="1"/>
@@ -3702,11 +3894,45 @@
             </w:r>
           </w:p>
         </w:tc>
+        <w:tc>
+          <w:tcPr>
+            <w:tcW w:type="dxa" w:w="2226"/>
+            <w:tcBorders>
+              <w:top w:val="single" w:color="BFBFBF" w:sz="1"/>
+              <w:left w:val="single" w:color="BFBFBF" w:sz="1"/>
+              <w:bottom w:val="single" w:color="BFBFBF" w:sz="1"/>
+              <w:right w:val="single" w:color="BFBFBF" w:sz="1"/>
+            </w:tcBorders>
+            <w:shd w:fill="D5E8F0" w:val="clear"/>
+            <w:tcMar>
+              <w:top w:type="dxa" w:w="60"/>
+              <w:left w:type="dxa" w:w="100"/>
+              <w:bottom w:type="dxa" w:w="60"/>
+              <w:right w:type="dxa" w:w="100"/>
+            </w:tcMar>
+            <w:vAlign w:val="center"/>
+          </w:tcPr>
+          <w:p>
+            <w:pPr>
+              <w:spacing w:after="0"/>
+            </w:pPr>
+            <w:r>
+              <w:rPr>
+                <w:rFonts w:ascii="Consolas" w:cs="Consolas" w:eastAsia="Consolas" w:hAnsi="Consolas"/>
+                <w:b/>
+                <w:bCs/>
+                <w:sz w:val="20"/>
+                <w:szCs w:val="20"/>
+              </w:rPr>
+              <w:t xml:space="preserve">v2.1 状态</w:t>
+            </w:r>
+          </w:p>
+        </w:tc>
       </w:tr>
       <w:tr>
         <w:tc>
           <w:tcPr>
-            <w:tcW w:type="dxa" w:w="900"/>
+            <w:tcW w:type="dxa" w:w="800"/>
             <w:tcBorders>
               <w:top w:val="single" w:color="BFBFBF" w:sz="1"/>
               <w:left w:val="single" w:color="BFBFBF" w:sz="1"/>
@@ -3739,7 +3965,7 @@
         </w:tc>
         <w:tc>
           <w:tcPr>
-            <w:tcW w:type="dxa" w:w="2600"/>
+            <w:tcW w:type="dxa" w:w="2400"/>
             <w:tcBorders>
               <w:top w:val="single" w:color="BFBFBF" w:sz="1"/>
               <w:left w:val="single" w:color="BFBFBF" w:sz="1"/>
@@ -3772,7 +3998,7 @@
         </w:tc>
         <w:tc>
           <w:tcPr>
-            <w:tcW w:type="dxa" w:w="1700"/>
+            <w:tcW w:type="dxa" w:w="1500"/>
             <w:tcBorders>
               <w:top w:val="single" w:color="BFBFBF" w:sz="1"/>
               <w:left w:val="single" w:color="BFBFBF" w:sz="1"/>
@@ -3805,7 +4031,7 @@
         </w:tc>
         <w:tc>
           <w:tcPr>
-            <w:tcW w:type="dxa" w:w="1200"/>
+            <w:tcW w:type="dxa" w:w="1000"/>
             <w:tcBorders>
               <w:top w:val="single" w:color="BFBFBF" w:sz="1"/>
               <w:left w:val="single" w:color="BFBFBF" w:sz="1"/>
@@ -3838,7 +4064,7 @@
         </w:tc>
         <w:tc>
           <w:tcPr>
-            <w:tcW w:type="dxa" w:w="1526"/>
+            <w:tcW w:type="dxa" w:w="1100"/>
             <w:tcBorders>
               <w:top w:val="single" w:color="BFBFBF" w:sz="1"/>
               <w:left w:val="single" w:color="BFBFBF" w:sz="1"/>
@@ -3866,6 +4092,39 @@
                 <w:szCs w:val="20"/>
               </w:rPr>
               <w:t xml:space="preserve">高</w:t>
+            </w:r>
+          </w:p>
+        </w:tc>
+        <w:tc>
+          <w:tcPr>
+            <w:tcW w:type="dxa" w:w="2226"/>
+            <w:tcBorders>
+              <w:top w:val="single" w:color="BFBFBF" w:sz="1"/>
+              <w:left w:val="single" w:color="BFBFBF" w:sz="1"/>
+              <w:bottom w:val="single" w:color="BFBFBF" w:sz="1"/>
+              <w:right w:val="single" w:color="BFBFBF" w:sz="1"/>
+            </w:tcBorders>
+            <w:tcMar>
+              <w:top w:type="dxa" w:w="60"/>
+              <w:left w:type="dxa" w:w="100"/>
+              <w:bottom w:type="dxa" w:w="60"/>
+              <w:right w:type="dxa" w:w="100"/>
+            </w:tcMar>
+            <w:vAlign w:val="center"/>
+          </w:tcPr>
+          <w:p>
+            <w:pPr>
+              <w:spacing w:after="0"/>
+            </w:pPr>
+            <w:r>
+              <w:rPr>
+                <w:rFonts w:ascii="Consolas" w:cs="Consolas" w:eastAsia="Consolas" w:hAnsi="Consolas"/>
+                <w:b w:val="false"/>
+                <w:bCs w:val="false"/>
+                <w:sz w:val="20"/>
+                <w:szCs w:val="20"/>
+              </w:rPr>
+              <w:t xml:space="preserve">已完成</w:t>
             </w:r>
           </w:p>
         </w:tc>
@@ -3873,7 +4132,7 @@
       <w:tr>
         <w:tc>
           <w:tcPr>
-            <w:tcW w:type="dxa" w:w="900"/>
+            <w:tcW w:type="dxa" w:w="800"/>
             <w:tcBorders>
               <w:top w:val="single" w:color="BFBFBF" w:sz="1"/>
               <w:left w:val="single" w:color="BFBFBF" w:sz="1"/>
@@ -3906,7 +4165,7 @@
         </w:tc>
         <w:tc>
           <w:tcPr>
-            <w:tcW w:type="dxa" w:w="2600"/>
+            <w:tcW w:type="dxa" w:w="2400"/>
             <w:tcBorders>
               <w:top w:val="single" w:color="BFBFBF" w:sz="1"/>
               <w:left w:val="single" w:color="BFBFBF" w:sz="1"/>
@@ -3939,7 +4198,7 @@
         </w:tc>
         <w:tc>
           <w:tcPr>
-            <w:tcW w:type="dxa" w:w="1700"/>
+            <w:tcW w:type="dxa" w:w="1500"/>
             <w:tcBorders>
               <w:top w:val="single" w:color="BFBFBF" w:sz="1"/>
               <w:left w:val="single" w:color="BFBFBF" w:sz="1"/>
@@ -3972,7 +4231,7 @@
         </w:tc>
         <w:tc>
           <w:tcPr>
-            <w:tcW w:type="dxa" w:w="1200"/>
+            <w:tcW w:type="dxa" w:w="1000"/>
             <w:tcBorders>
               <w:top w:val="single" w:color="BFBFBF" w:sz="1"/>
               <w:left w:val="single" w:color="BFBFBF" w:sz="1"/>
@@ -4005,7 +4264,7 @@
         </w:tc>
         <w:tc>
           <w:tcPr>
-            <w:tcW w:type="dxa" w:w="1526"/>
+            <w:tcW w:type="dxa" w:w="1100"/>
             <w:tcBorders>
               <w:top w:val="single" w:color="BFBFBF" w:sz="1"/>
               <w:left w:val="single" w:color="BFBFBF" w:sz="1"/>
@@ -4033,6 +4292,39 @@
                 <w:szCs w:val="20"/>
               </w:rPr>
               <w:t xml:space="preserve">中</w:t>
+            </w:r>
+          </w:p>
+        </w:tc>
+        <w:tc>
+          <w:tcPr>
+            <w:tcW w:type="dxa" w:w="2226"/>
+            <w:tcBorders>
+              <w:top w:val="single" w:color="BFBFBF" w:sz="1"/>
+              <w:left w:val="single" w:color="BFBFBF" w:sz="1"/>
+              <w:bottom w:val="single" w:color="BFBFBF" w:sz="1"/>
+              <w:right w:val="single" w:color="BFBFBF" w:sz="1"/>
+            </w:tcBorders>
+            <w:tcMar>
+              <w:top w:type="dxa" w:w="60"/>
+              <w:left w:type="dxa" w:w="100"/>
+              <w:bottom w:type="dxa" w:w="60"/>
+              <w:right w:type="dxa" w:w="100"/>
+            </w:tcMar>
+            <w:vAlign w:val="center"/>
+          </w:tcPr>
+          <w:p>
+            <w:pPr>
+              <w:spacing w:after="0"/>
+            </w:pPr>
+            <w:r>
+              <w:rPr>
+                <w:rFonts w:ascii="Consolas" w:cs="Consolas" w:eastAsia="Consolas" w:hAnsi="Consolas"/>
+                <w:b w:val="false"/>
+                <w:bCs w:val="false"/>
+                <w:sz w:val="20"/>
+                <w:szCs w:val="20"/>
+              </w:rPr>
+              <w:t xml:space="preserve">已完成</w:t>
             </w:r>
           </w:p>
         </w:tc>
@@ -4040,7 +4332,7 @@
       <w:tr>
         <w:tc>
           <w:tcPr>
-            <w:tcW w:type="dxa" w:w="900"/>
+            <w:tcW w:type="dxa" w:w="800"/>
             <w:tcBorders>
               <w:top w:val="single" w:color="BFBFBF" w:sz="1"/>
               <w:left w:val="single" w:color="BFBFBF" w:sz="1"/>
@@ -4073,7 +4365,7 @@
         </w:tc>
         <w:tc>
           <w:tcPr>
-            <w:tcW w:type="dxa" w:w="2600"/>
+            <w:tcW w:type="dxa" w:w="2400"/>
             <w:tcBorders>
               <w:top w:val="single" w:color="BFBFBF" w:sz="1"/>
               <w:left w:val="single" w:color="BFBFBF" w:sz="1"/>
@@ -4106,7 +4398,7 @@
         </w:tc>
         <w:tc>
           <w:tcPr>
-            <w:tcW w:type="dxa" w:w="1700"/>
+            <w:tcW w:type="dxa" w:w="1500"/>
             <w:tcBorders>
               <w:top w:val="single" w:color="BFBFBF" w:sz="1"/>
               <w:left w:val="single" w:color="BFBFBF" w:sz="1"/>
@@ -4139,7 +4431,7 @@
         </w:tc>
         <w:tc>
           <w:tcPr>
-            <w:tcW w:type="dxa" w:w="1200"/>
+            <w:tcW w:type="dxa" w:w="1000"/>
             <w:tcBorders>
               <w:top w:val="single" w:color="BFBFBF" w:sz="1"/>
               <w:left w:val="single" w:color="BFBFBF" w:sz="1"/>
@@ -4172,7 +4464,7 @@
         </w:tc>
         <w:tc>
           <w:tcPr>
-            <w:tcW w:type="dxa" w:w="1526"/>
+            <w:tcW w:type="dxa" w:w="1100"/>
             <w:tcBorders>
               <w:top w:val="single" w:color="BFBFBF" w:sz="1"/>
               <w:left w:val="single" w:color="BFBFBF" w:sz="1"/>
@@ -4200,6 +4492,39 @@
                 <w:szCs w:val="20"/>
               </w:rPr>
               <w:t xml:space="preserve">高</w:t>
+            </w:r>
+          </w:p>
+        </w:tc>
+        <w:tc>
+          <w:tcPr>
+            <w:tcW w:type="dxa" w:w="2226"/>
+            <w:tcBorders>
+              <w:top w:val="single" w:color="BFBFBF" w:sz="1"/>
+              <w:left w:val="single" w:color="BFBFBF" w:sz="1"/>
+              <w:bottom w:val="single" w:color="BFBFBF" w:sz="1"/>
+              <w:right w:val="single" w:color="BFBFBF" w:sz="1"/>
+            </w:tcBorders>
+            <w:tcMar>
+              <w:top w:type="dxa" w:w="60"/>
+              <w:left w:type="dxa" w:w="100"/>
+              <w:bottom w:type="dxa" w:w="60"/>
+              <w:right w:type="dxa" w:w="100"/>
+            </w:tcMar>
+            <w:vAlign w:val="center"/>
+          </w:tcPr>
+          <w:p>
+            <w:pPr>
+              <w:spacing w:after="0"/>
+            </w:pPr>
+            <w:r>
+              <w:rPr>
+                <w:rFonts w:ascii="Consolas" w:cs="Consolas" w:eastAsia="Consolas" w:hAnsi="Consolas"/>
+                <w:b w:val="false"/>
+                <w:bCs w:val="false"/>
+                <w:sz w:val="20"/>
+                <w:szCs w:val="20"/>
+              </w:rPr>
+              <w:t xml:space="preserve">已完成</w:t>
             </w:r>
           </w:p>
         </w:tc>
@@ -4207,7 +4532,7 @@
       <w:tr>
         <w:tc>
           <w:tcPr>
-            <w:tcW w:type="dxa" w:w="900"/>
+            <w:tcW w:type="dxa" w:w="800"/>
             <w:tcBorders>
               <w:top w:val="single" w:color="BFBFBF" w:sz="1"/>
               <w:left w:val="single" w:color="BFBFBF" w:sz="1"/>
@@ -4240,7 +4565,7 @@
         </w:tc>
         <w:tc>
           <w:tcPr>
-            <w:tcW w:type="dxa" w:w="2600"/>
+            <w:tcW w:type="dxa" w:w="2400"/>
             <w:tcBorders>
               <w:top w:val="single" w:color="BFBFBF" w:sz="1"/>
               <w:left w:val="single" w:color="BFBFBF" w:sz="1"/>
@@ -4273,7 +4598,7 @@
         </w:tc>
         <w:tc>
           <w:tcPr>
-            <w:tcW w:type="dxa" w:w="1700"/>
+            <w:tcW w:type="dxa" w:w="1500"/>
             <w:tcBorders>
               <w:top w:val="single" w:color="BFBFBF" w:sz="1"/>
               <w:left w:val="single" w:color="BFBFBF" w:sz="1"/>
@@ -4306,7 +4631,7 @@
         </w:tc>
         <w:tc>
           <w:tcPr>
-            <w:tcW w:type="dxa" w:w="1200"/>
+            <w:tcW w:type="dxa" w:w="1000"/>
             <w:tcBorders>
               <w:top w:val="single" w:color="BFBFBF" w:sz="1"/>
               <w:left w:val="single" w:color="BFBFBF" w:sz="1"/>
@@ -4339,7 +4664,7 @@
         </w:tc>
         <w:tc>
           <w:tcPr>
-            <w:tcW w:type="dxa" w:w="1526"/>
+            <w:tcW w:type="dxa" w:w="1100"/>
             <w:tcBorders>
               <w:top w:val="single" w:color="BFBFBF" w:sz="1"/>
               <w:left w:val="single" w:color="BFBFBF" w:sz="1"/>
@@ -4367,6 +4692,39 @@
                 <w:szCs w:val="20"/>
               </w:rPr>
               <w:t xml:space="preserve">中</w:t>
+            </w:r>
+          </w:p>
+        </w:tc>
+        <w:tc>
+          <w:tcPr>
+            <w:tcW w:type="dxa" w:w="2226"/>
+            <w:tcBorders>
+              <w:top w:val="single" w:color="BFBFBF" w:sz="1"/>
+              <w:left w:val="single" w:color="BFBFBF" w:sz="1"/>
+              <w:bottom w:val="single" w:color="BFBFBF" w:sz="1"/>
+              <w:right w:val="single" w:color="BFBFBF" w:sz="1"/>
+            </w:tcBorders>
+            <w:tcMar>
+              <w:top w:type="dxa" w:w="60"/>
+              <w:left w:type="dxa" w:w="100"/>
+              <w:bottom w:type="dxa" w:w="60"/>
+              <w:right w:type="dxa" w:w="100"/>
+            </w:tcMar>
+            <w:vAlign w:val="center"/>
+          </w:tcPr>
+          <w:p>
+            <w:pPr>
+              <w:spacing w:after="0"/>
+            </w:pPr>
+            <w:r>
+              <w:rPr>
+                <w:rFonts w:ascii="Consolas" w:cs="Consolas" w:eastAsia="Consolas" w:hAnsi="Consolas"/>
+                <w:b w:val="false"/>
+                <w:bCs w:val="false"/>
+                <w:sz w:val="20"/>
+                <w:szCs w:val="20"/>
+              </w:rPr>
+              <w:t xml:space="preserve">框架完成</w:t>
             </w:r>
           </w:p>
         </w:tc>
@@ -4374,7 +4732,7 @@
       <w:tr>
         <w:tc>
           <w:tcPr>
-            <w:tcW w:type="dxa" w:w="900"/>
+            <w:tcW w:type="dxa" w:w="800"/>
             <w:tcBorders>
               <w:top w:val="single" w:color="BFBFBF" w:sz="1"/>
               <w:left w:val="single" w:color="BFBFBF" w:sz="1"/>
@@ -4407,7 +4765,7 @@
         </w:tc>
         <w:tc>
           <w:tcPr>
-            <w:tcW w:type="dxa" w:w="2600"/>
+            <w:tcW w:type="dxa" w:w="2400"/>
             <w:tcBorders>
               <w:top w:val="single" w:color="BFBFBF" w:sz="1"/>
               <w:left w:val="single" w:color="BFBFBF" w:sz="1"/>
@@ -4440,7 +4798,7 @@
         </w:tc>
         <w:tc>
           <w:tcPr>
-            <w:tcW w:type="dxa" w:w="1700"/>
+            <w:tcW w:type="dxa" w:w="1500"/>
             <w:tcBorders>
               <w:top w:val="single" w:color="BFBFBF" w:sz="1"/>
               <w:left w:val="single" w:color="BFBFBF" w:sz="1"/>
@@ -4473,7 +4831,7 @@
         </w:tc>
         <w:tc>
           <w:tcPr>
-            <w:tcW w:type="dxa" w:w="1200"/>
+            <w:tcW w:type="dxa" w:w="1000"/>
             <w:tcBorders>
               <w:top w:val="single" w:color="BFBFBF" w:sz="1"/>
               <w:left w:val="single" w:color="BFBFBF" w:sz="1"/>
@@ -4506,7 +4864,7 @@
         </w:tc>
         <w:tc>
           <w:tcPr>
-            <w:tcW w:type="dxa" w:w="1526"/>
+            <w:tcW w:type="dxa" w:w="1100"/>
             <w:tcBorders>
               <w:top w:val="single" w:color="BFBFBF" w:sz="1"/>
               <w:left w:val="single" w:color="BFBFBF" w:sz="1"/>
@@ -4534,6 +4892,39 @@
                 <w:szCs w:val="20"/>
               </w:rPr>
               <w:t xml:space="preserve">中</w:t>
+            </w:r>
+          </w:p>
+        </w:tc>
+        <w:tc>
+          <w:tcPr>
+            <w:tcW w:type="dxa" w:w="2226"/>
+            <w:tcBorders>
+              <w:top w:val="single" w:color="BFBFBF" w:sz="1"/>
+              <w:left w:val="single" w:color="BFBFBF" w:sz="1"/>
+              <w:bottom w:val="single" w:color="BFBFBF" w:sz="1"/>
+              <w:right w:val="single" w:color="BFBFBF" w:sz="1"/>
+            </w:tcBorders>
+            <w:tcMar>
+              <w:top w:type="dxa" w:w="60"/>
+              <w:left w:type="dxa" w:w="100"/>
+              <w:bottom w:type="dxa" w:w="60"/>
+              <w:right w:type="dxa" w:w="100"/>
+            </w:tcMar>
+            <w:vAlign w:val="center"/>
+          </w:tcPr>
+          <w:p>
+            <w:pPr>
+              <w:spacing w:after="0"/>
+            </w:pPr>
+            <w:r>
+              <w:rPr>
+                <w:rFonts w:ascii="Consolas" w:cs="Consolas" w:eastAsia="Consolas" w:hAnsi="Consolas"/>
+                <w:b w:val="false"/>
+                <w:bCs w:val="false"/>
+                <w:sz w:val="20"/>
+                <w:szCs w:val="20"/>
+              </w:rPr>
+              <w:t xml:space="preserve">已完成</w:t>
             </w:r>
           </w:p>
         </w:tc>
@@ -4541,7 +4932,7 @@
       <w:tr>
         <w:tc>
           <w:tcPr>
-            <w:tcW w:type="dxa" w:w="900"/>
+            <w:tcW w:type="dxa" w:w="800"/>
             <w:tcBorders>
               <w:top w:val="single" w:color="BFBFBF" w:sz="1"/>
               <w:left w:val="single" w:color="BFBFBF" w:sz="1"/>
@@ -4574,7 +4965,7 @@
         </w:tc>
         <w:tc>
           <w:tcPr>
-            <w:tcW w:type="dxa" w:w="2600"/>
+            <w:tcW w:type="dxa" w:w="2400"/>
             <w:tcBorders>
               <w:top w:val="single" w:color="BFBFBF" w:sz="1"/>
               <w:left w:val="single" w:color="BFBFBF" w:sz="1"/>
@@ -4607,7 +4998,7 @@
         </w:tc>
         <w:tc>
           <w:tcPr>
-            <w:tcW w:type="dxa" w:w="1700"/>
+            <w:tcW w:type="dxa" w:w="1500"/>
             <w:tcBorders>
               <w:top w:val="single" w:color="BFBFBF" w:sz="1"/>
               <w:left w:val="single" w:color="BFBFBF" w:sz="1"/>
@@ -4640,7 +5031,7 @@
         </w:tc>
         <w:tc>
           <w:tcPr>
-            <w:tcW w:type="dxa" w:w="1200"/>
+            <w:tcW w:type="dxa" w:w="1000"/>
             <w:tcBorders>
               <w:top w:val="single" w:color="BFBFBF" w:sz="1"/>
               <w:left w:val="single" w:color="BFBFBF" w:sz="1"/>
@@ -4673,7 +5064,7 @@
         </w:tc>
         <w:tc>
           <w:tcPr>
-            <w:tcW w:type="dxa" w:w="1526"/>
+            <w:tcW w:type="dxa" w:w="1100"/>
             <w:tcBorders>
               <w:top w:val="single" w:color="BFBFBF" w:sz="1"/>
               <w:left w:val="single" w:color="BFBFBF" w:sz="1"/>
@@ -4701,6 +5092,39 @@
                 <w:szCs w:val="20"/>
               </w:rPr>
               <w:t xml:space="preserve">高</w:t>
+            </w:r>
+          </w:p>
+        </w:tc>
+        <w:tc>
+          <w:tcPr>
+            <w:tcW w:type="dxa" w:w="2226"/>
+            <w:tcBorders>
+              <w:top w:val="single" w:color="BFBFBF" w:sz="1"/>
+              <w:left w:val="single" w:color="BFBFBF" w:sz="1"/>
+              <w:bottom w:val="single" w:color="BFBFBF" w:sz="1"/>
+              <w:right w:val="single" w:color="BFBFBF" w:sz="1"/>
+            </w:tcBorders>
+            <w:tcMar>
+              <w:top w:type="dxa" w:w="60"/>
+              <w:left w:type="dxa" w:w="100"/>
+              <w:bottom w:type="dxa" w:w="60"/>
+              <w:right w:type="dxa" w:w="100"/>
+            </w:tcMar>
+            <w:vAlign w:val="center"/>
+          </w:tcPr>
+          <w:p>
+            <w:pPr>
+              <w:spacing w:after="0"/>
+            </w:pPr>
+            <w:r>
+              <w:rPr>
+                <w:rFonts w:ascii="Consolas" w:cs="Consolas" w:eastAsia="Consolas" w:hAnsi="Consolas"/>
+                <w:b w:val="false"/>
+                <w:bCs w:val="false"/>
+                <w:sz w:val="20"/>
+                <w:szCs w:val="20"/>
+              </w:rPr>
+              <w:t xml:space="preserve">已完成</w:t>
             </w:r>
           </w:p>
         </w:tc>
@@ -4708,7 +5132,7 @@
       <w:tr>
         <w:tc>
           <w:tcPr>
-            <w:tcW w:type="dxa" w:w="900"/>
+            <w:tcW w:type="dxa" w:w="800"/>
             <w:tcBorders>
               <w:top w:val="single" w:color="BFBFBF" w:sz="1"/>
               <w:left w:val="single" w:color="BFBFBF" w:sz="1"/>
@@ -4741,7 +5165,7 @@
         </w:tc>
         <w:tc>
           <w:tcPr>
-            <w:tcW w:type="dxa" w:w="2600"/>
+            <w:tcW w:type="dxa" w:w="2400"/>
             <w:tcBorders>
               <w:top w:val="single" w:color="BFBFBF" w:sz="1"/>
               <w:left w:val="single" w:color="BFBFBF" w:sz="1"/>
@@ -4774,7 +5198,7 @@
         </w:tc>
         <w:tc>
           <w:tcPr>
-            <w:tcW w:type="dxa" w:w="1700"/>
+            <w:tcW w:type="dxa" w:w="1500"/>
             <w:tcBorders>
               <w:top w:val="single" w:color="BFBFBF" w:sz="1"/>
               <w:left w:val="single" w:color="BFBFBF" w:sz="1"/>
@@ -4807,7 +5231,7 @@
         </w:tc>
         <w:tc>
           <w:tcPr>
-            <w:tcW w:type="dxa" w:w="1200"/>
+            <w:tcW w:type="dxa" w:w="1000"/>
             <w:tcBorders>
               <w:top w:val="single" w:color="BFBFBF" w:sz="1"/>
               <w:left w:val="single" w:color="BFBFBF" w:sz="1"/>
@@ -4840,7 +5264,7 @@
         </w:tc>
         <w:tc>
           <w:tcPr>
-            <w:tcW w:type="dxa" w:w="1526"/>
+            <w:tcW w:type="dxa" w:w="1100"/>
             <w:tcBorders>
               <w:top w:val="single" w:color="BFBFBF" w:sz="1"/>
               <w:left w:val="single" w:color="BFBFBF" w:sz="1"/>
@@ -4868,6 +5292,39 @@
                 <w:szCs w:val="20"/>
               </w:rPr>
               <w:t xml:space="preserve">高</w:t>
+            </w:r>
+          </w:p>
+        </w:tc>
+        <w:tc>
+          <w:tcPr>
+            <w:tcW w:type="dxa" w:w="2226"/>
+            <w:tcBorders>
+              <w:top w:val="single" w:color="BFBFBF" w:sz="1"/>
+              <w:left w:val="single" w:color="BFBFBF" w:sz="1"/>
+              <w:bottom w:val="single" w:color="BFBFBF" w:sz="1"/>
+              <w:right w:val="single" w:color="BFBFBF" w:sz="1"/>
+            </w:tcBorders>
+            <w:tcMar>
+              <w:top w:type="dxa" w:w="60"/>
+              <w:left w:type="dxa" w:w="100"/>
+              <w:bottom w:type="dxa" w:w="60"/>
+              <w:right w:type="dxa" w:w="100"/>
+            </w:tcMar>
+            <w:vAlign w:val="center"/>
+          </w:tcPr>
+          <w:p>
+            <w:pPr>
+              <w:spacing w:after="0"/>
+            </w:pPr>
+            <w:r>
+              <w:rPr>
+                <w:rFonts w:ascii="Consolas" w:cs="Consolas" w:eastAsia="Consolas" w:hAnsi="Consolas"/>
+                <w:b w:val="false"/>
+                <w:bCs w:val="false"/>
+                <w:sz w:val="20"/>
+                <w:szCs w:val="20"/>
+              </w:rPr>
+              <w:t xml:space="preserve">已完成</w:t>
             </w:r>
           </w:p>
         </w:tc>
@@ -4875,7 +5332,7 @@
       <w:tr>
         <w:tc>
           <w:tcPr>
-            <w:tcW w:type="dxa" w:w="900"/>
+            <w:tcW w:type="dxa" w:w="800"/>
             <w:tcBorders>
               <w:top w:val="single" w:color="BFBFBF" w:sz="1"/>
               <w:left w:val="single" w:color="BFBFBF" w:sz="1"/>
@@ -4908,7 +5365,7 @@
         </w:tc>
         <w:tc>
           <w:tcPr>
-            <w:tcW w:type="dxa" w:w="2600"/>
+            <w:tcW w:type="dxa" w:w="2400"/>
             <w:tcBorders>
               <w:top w:val="single" w:color="BFBFBF" w:sz="1"/>
               <w:left w:val="single" w:color="BFBFBF" w:sz="1"/>
@@ -4941,7 +5398,7 @@
         </w:tc>
         <w:tc>
           <w:tcPr>
-            <w:tcW w:type="dxa" w:w="1700"/>
+            <w:tcW w:type="dxa" w:w="1500"/>
             <w:tcBorders>
               <w:top w:val="single" w:color="BFBFBF" w:sz="1"/>
               <w:left w:val="single" w:color="BFBFBF" w:sz="1"/>
@@ -4974,7 +5431,7 @@
         </w:tc>
         <w:tc>
           <w:tcPr>
-            <w:tcW w:type="dxa" w:w="1200"/>
+            <w:tcW w:type="dxa" w:w="1000"/>
             <w:tcBorders>
               <w:top w:val="single" w:color="BFBFBF" w:sz="1"/>
               <w:left w:val="single" w:color="BFBFBF" w:sz="1"/>
@@ -5007,7 +5464,7 @@
         </w:tc>
         <w:tc>
           <w:tcPr>
-            <w:tcW w:type="dxa" w:w="1526"/>
+            <w:tcW w:type="dxa" w:w="1100"/>
             <w:tcBorders>
               <w:top w:val="single" w:color="BFBFBF" w:sz="1"/>
               <w:left w:val="single" w:color="BFBFBF" w:sz="1"/>
@@ -5035,6 +5492,39 @@
                 <w:szCs w:val="20"/>
               </w:rPr>
               <w:t xml:space="preserve">高</w:t>
+            </w:r>
+          </w:p>
+        </w:tc>
+        <w:tc>
+          <w:tcPr>
+            <w:tcW w:type="dxa" w:w="2226"/>
+            <w:tcBorders>
+              <w:top w:val="single" w:color="BFBFBF" w:sz="1"/>
+              <w:left w:val="single" w:color="BFBFBF" w:sz="1"/>
+              <w:bottom w:val="single" w:color="BFBFBF" w:sz="1"/>
+              <w:right w:val="single" w:color="BFBFBF" w:sz="1"/>
+            </w:tcBorders>
+            <w:tcMar>
+              <w:top w:type="dxa" w:w="60"/>
+              <w:left w:type="dxa" w:w="100"/>
+              <w:bottom w:type="dxa" w:w="60"/>
+              <w:right w:type="dxa" w:w="100"/>
+            </w:tcMar>
+            <w:vAlign w:val="center"/>
+          </w:tcPr>
+          <w:p>
+            <w:pPr>
+              <w:spacing w:after="0"/>
+            </w:pPr>
+            <w:r>
+              <w:rPr>
+                <w:rFonts w:ascii="Consolas" w:cs="Consolas" w:eastAsia="Consolas" w:hAnsi="Consolas"/>
+                <w:b w:val="false"/>
+                <w:bCs w:val="false"/>
+                <w:sz w:val="20"/>
+                <w:szCs w:val="20"/>
+              </w:rPr>
+              <w:t xml:space="preserve">已完成</w:t>
             </w:r>
           </w:p>
         </w:tc>
@@ -5042,7 +5532,7 @@
       <w:tr>
         <w:tc>
           <w:tcPr>
-            <w:tcW w:type="dxa" w:w="900"/>
+            <w:tcW w:type="dxa" w:w="800"/>
             <w:tcBorders>
               <w:top w:val="single" w:color="BFBFBF" w:sz="1"/>
               <w:left w:val="single" w:color="BFBFBF" w:sz="1"/>
@@ -5075,7 +5565,7 @@
         </w:tc>
         <w:tc>
           <w:tcPr>
-            <w:tcW w:type="dxa" w:w="2600"/>
+            <w:tcW w:type="dxa" w:w="2400"/>
             <w:tcBorders>
               <w:top w:val="single" w:color="BFBFBF" w:sz="1"/>
               <w:left w:val="single" w:color="BFBFBF" w:sz="1"/>
@@ -5108,7 +5598,7 @@
         </w:tc>
         <w:tc>
           <w:tcPr>
-            <w:tcW w:type="dxa" w:w="1700"/>
+            <w:tcW w:type="dxa" w:w="1500"/>
             <w:tcBorders>
               <w:top w:val="single" w:color="BFBFBF" w:sz="1"/>
               <w:left w:val="single" w:color="BFBFBF" w:sz="1"/>
@@ -5141,7 +5631,7 @@
         </w:tc>
         <w:tc>
           <w:tcPr>
-            <w:tcW w:type="dxa" w:w="1200"/>
+            <w:tcW w:type="dxa" w:w="1000"/>
             <w:tcBorders>
               <w:top w:val="single" w:color="BFBFBF" w:sz="1"/>
               <w:left w:val="single" w:color="BFBFBF" w:sz="1"/>
@@ -5174,7 +5664,7 @@
         </w:tc>
         <w:tc>
           <w:tcPr>
-            <w:tcW w:type="dxa" w:w="1526"/>
+            <w:tcW w:type="dxa" w:w="1100"/>
             <w:tcBorders>
               <w:top w:val="single" w:color="BFBFBF" w:sz="1"/>
               <w:left w:val="single" w:color="BFBFBF" w:sz="1"/>
@@ -5202,6 +5692,39 @@
                 <w:szCs w:val="20"/>
               </w:rPr>
               <w:t xml:space="preserve">中</w:t>
+            </w:r>
+          </w:p>
+        </w:tc>
+        <w:tc>
+          <w:tcPr>
+            <w:tcW w:type="dxa" w:w="2226"/>
+            <w:tcBorders>
+              <w:top w:val="single" w:color="BFBFBF" w:sz="1"/>
+              <w:left w:val="single" w:color="BFBFBF" w:sz="1"/>
+              <w:bottom w:val="single" w:color="BFBFBF" w:sz="1"/>
+              <w:right w:val="single" w:color="BFBFBF" w:sz="1"/>
+            </w:tcBorders>
+            <w:tcMar>
+              <w:top w:type="dxa" w:w="60"/>
+              <w:left w:type="dxa" w:w="100"/>
+              <w:bottom w:type="dxa" w:w="60"/>
+              <w:right w:type="dxa" w:w="100"/>
+            </w:tcMar>
+            <w:vAlign w:val="center"/>
+          </w:tcPr>
+          <w:p>
+            <w:pPr>
+              <w:spacing w:after="0"/>
+            </w:pPr>
+            <w:r>
+              <w:rPr>
+                <w:rFonts w:ascii="Consolas" w:cs="Consolas" w:eastAsia="Consolas" w:hAnsi="Consolas"/>
+                <w:b w:val="false"/>
+                <w:bCs w:val="false"/>
+                <w:sz w:val="20"/>
+                <w:szCs w:val="20"/>
+              </w:rPr>
+              <w:t xml:space="preserve">已完成</w:t>
             </w:r>
           </w:p>
         </w:tc>
@@ -5209,7 +5732,7 @@
       <w:tr>
         <w:tc>
           <w:tcPr>
-            <w:tcW w:type="dxa" w:w="900"/>
+            <w:tcW w:type="dxa" w:w="800"/>
             <w:tcBorders>
               <w:top w:val="single" w:color="BFBFBF" w:sz="1"/>
               <w:left w:val="single" w:color="BFBFBF" w:sz="1"/>
@@ -5242,7 +5765,7 @@
         </w:tc>
         <w:tc>
           <w:tcPr>
-            <w:tcW w:type="dxa" w:w="2600"/>
+            <w:tcW w:type="dxa" w:w="2400"/>
             <w:tcBorders>
               <w:top w:val="single" w:color="BFBFBF" w:sz="1"/>
               <w:left w:val="single" w:color="BFBFBF" w:sz="1"/>
@@ -5275,7 +5798,7 @@
         </w:tc>
         <w:tc>
           <w:tcPr>
-            <w:tcW w:type="dxa" w:w="1700"/>
+            <w:tcW w:type="dxa" w:w="1500"/>
             <w:tcBorders>
               <w:top w:val="single" w:color="BFBFBF" w:sz="1"/>
               <w:left w:val="single" w:color="BFBFBF" w:sz="1"/>
@@ -5308,7 +5831,7 @@
         </w:tc>
         <w:tc>
           <w:tcPr>
-            <w:tcW w:type="dxa" w:w="1200"/>
+            <w:tcW w:type="dxa" w:w="1000"/>
             <w:tcBorders>
               <w:top w:val="single" w:color="BFBFBF" w:sz="1"/>
               <w:left w:val="single" w:color="BFBFBF" w:sz="1"/>
@@ -5341,7 +5864,7 @@
         </w:tc>
         <w:tc>
           <w:tcPr>
-            <w:tcW w:type="dxa" w:w="1526"/>
+            <w:tcW w:type="dxa" w:w="1100"/>
             <w:tcBorders>
               <w:top w:val="single" w:color="BFBFBF" w:sz="1"/>
               <w:left w:val="single" w:color="BFBFBF" w:sz="1"/>
@@ -5369,6 +5892,39 @@
                 <w:szCs w:val="20"/>
               </w:rPr>
               <w:t xml:space="preserve">中</w:t>
+            </w:r>
+          </w:p>
+        </w:tc>
+        <w:tc>
+          <w:tcPr>
+            <w:tcW w:type="dxa" w:w="2226"/>
+            <w:tcBorders>
+              <w:top w:val="single" w:color="BFBFBF" w:sz="1"/>
+              <w:left w:val="single" w:color="BFBFBF" w:sz="1"/>
+              <w:bottom w:val="single" w:color="BFBFBF" w:sz="1"/>
+              <w:right w:val="single" w:color="BFBFBF" w:sz="1"/>
+            </w:tcBorders>
+            <w:tcMar>
+              <w:top w:type="dxa" w:w="60"/>
+              <w:left w:type="dxa" w:w="100"/>
+              <w:bottom w:type="dxa" w:w="60"/>
+              <w:right w:type="dxa" w:w="100"/>
+            </w:tcMar>
+            <w:vAlign w:val="center"/>
+          </w:tcPr>
+          <w:p>
+            <w:pPr>
+              <w:spacing w:after="0"/>
+            </w:pPr>
+            <w:r>
+              <w:rPr>
+                <w:rFonts w:ascii="Consolas" w:cs="Consolas" w:eastAsia="Consolas" w:hAnsi="Consolas"/>
+                <w:b w:val="false"/>
+                <w:bCs w:val="false"/>
+                <w:sz w:val="20"/>
+                <w:szCs w:val="20"/>
+              </w:rPr>
+              <w:t xml:space="preserve">已完成</w:t>
             </w:r>
           </w:p>
         </w:tc>
@@ -5376,7 +5932,7 @@
       <w:tr>
         <w:tc>
           <w:tcPr>
-            <w:tcW w:type="dxa" w:w="900"/>
+            <w:tcW w:type="dxa" w:w="800"/>
             <w:tcBorders>
               <w:top w:val="single" w:color="BFBFBF" w:sz="1"/>
               <w:left w:val="single" w:color="BFBFBF" w:sz="1"/>
@@ -5409,7 +5965,7 @@
         </w:tc>
         <w:tc>
           <w:tcPr>
-            <w:tcW w:type="dxa" w:w="2600"/>
+            <w:tcW w:type="dxa" w:w="2400"/>
             <w:tcBorders>
               <w:top w:val="single" w:color="BFBFBF" w:sz="1"/>
               <w:left w:val="single" w:color="BFBFBF" w:sz="1"/>
@@ -5442,7 +5998,7 @@
         </w:tc>
         <w:tc>
           <w:tcPr>
-            <w:tcW w:type="dxa" w:w="1700"/>
+            <w:tcW w:type="dxa" w:w="1500"/>
             <w:tcBorders>
               <w:top w:val="single" w:color="BFBFBF" w:sz="1"/>
               <w:left w:val="single" w:color="BFBFBF" w:sz="1"/>
@@ -5475,7 +6031,7 @@
         </w:tc>
         <w:tc>
           <w:tcPr>
-            <w:tcW w:type="dxa" w:w="1200"/>
+            <w:tcW w:type="dxa" w:w="1000"/>
             <w:tcBorders>
               <w:top w:val="single" w:color="BFBFBF" w:sz="1"/>
               <w:left w:val="single" w:color="BFBFBF" w:sz="1"/>
@@ -5508,7 +6064,7 @@
         </w:tc>
         <w:tc>
           <w:tcPr>
-            <w:tcW w:type="dxa" w:w="1526"/>
+            <w:tcW w:type="dxa" w:w="1100"/>
             <w:tcBorders>
               <w:top w:val="single" w:color="BFBFBF" w:sz="1"/>
               <w:left w:val="single" w:color="BFBFBF" w:sz="1"/>
@@ -5536,6 +6092,39 @@
                 <w:szCs w:val="20"/>
               </w:rPr>
               <w:t xml:space="preserve">高</w:t>
+            </w:r>
+          </w:p>
+        </w:tc>
+        <w:tc>
+          <w:tcPr>
+            <w:tcW w:type="dxa" w:w="2226"/>
+            <w:tcBorders>
+              <w:top w:val="single" w:color="BFBFBF" w:sz="1"/>
+              <w:left w:val="single" w:color="BFBFBF" w:sz="1"/>
+              <w:bottom w:val="single" w:color="BFBFBF" w:sz="1"/>
+              <w:right w:val="single" w:color="BFBFBF" w:sz="1"/>
+            </w:tcBorders>
+            <w:tcMar>
+              <w:top w:type="dxa" w:w="60"/>
+              <w:left w:type="dxa" w:w="100"/>
+              <w:bottom w:type="dxa" w:w="60"/>
+              <w:right w:type="dxa" w:w="100"/>
+            </w:tcMar>
+            <w:vAlign w:val="center"/>
+          </w:tcPr>
+          <w:p>
+            <w:pPr>
+              <w:spacing w:after="0"/>
+            </w:pPr>
+            <w:r>
+              <w:rPr>
+                <w:rFonts w:ascii="Consolas" w:cs="Consolas" w:eastAsia="Consolas" w:hAnsi="Consolas"/>
+                <w:b w:val="false"/>
+                <w:bCs w:val="false"/>
+                <w:sz w:val="20"/>
+                <w:szCs w:val="20"/>
+              </w:rPr>
+              <w:t xml:space="preserve">代码完成</w:t>
             </w:r>
           </w:p>
         </w:tc>
@@ -5543,7 +6132,7 @@
       <w:tr>
         <w:tc>
           <w:tcPr>
-            <w:tcW w:type="dxa" w:w="900"/>
+            <w:tcW w:type="dxa" w:w="800"/>
             <w:tcBorders>
               <w:top w:val="single" w:color="BFBFBF" w:sz="1"/>
               <w:left w:val="single" w:color="BFBFBF" w:sz="1"/>
@@ -5576,7 +6165,7 @@
         </w:tc>
         <w:tc>
           <w:tcPr>
-            <w:tcW w:type="dxa" w:w="2600"/>
+            <w:tcW w:type="dxa" w:w="2400"/>
             <w:tcBorders>
               <w:top w:val="single" w:color="BFBFBF" w:sz="1"/>
               <w:left w:val="single" w:color="BFBFBF" w:sz="1"/>
@@ -5609,7 +6198,7 @@
         </w:tc>
         <w:tc>
           <w:tcPr>
-            <w:tcW w:type="dxa" w:w="1700"/>
+            <w:tcW w:type="dxa" w:w="1500"/>
             <w:tcBorders>
               <w:top w:val="single" w:color="BFBFBF" w:sz="1"/>
               <w:left w:val="single" w:color="BFBFBF" w:sz="1"/>
@@ -5642,7 +6231,7 @@
         </w:tc>
         <w:tc>
           <w:tcPr>
-            <w:tcW w:type="dxa" w:w="1200"/>
+            <w:tcW w:type="dxa" w:w="1000"/>
             <w:tcBorders>
               <w:top w:val="single" w:color="BFBFBF" w:sz="1"/>
               <w:left w:val="single" w:color="BFBFBF" w:sz="1"/>
@@ -5675,7 +6264,7 @@
         </w:tc>
         <w:tc>
           <w:tcPr>
-            <w:tcW w:type="dxa" w:w="1526"/>
+            <w:tcW w:type="dxa" w:w="1100"/>
             <w:tcBorders>
               <w:top w:val="single" w:color="BFBFBF" w:sz="1"/>
               <w:left w:val="single" w:color="BFBFBF" w:sz="1"/>
@@ -5703,6 +6292,39 @@
                 <w:szCs w:val="20"/>
               </w:rPr>
               <w:t xml:space="preserve">高</w:t>
+            </w:r>
+          </w:p>
+        </w:tc>
+        <w:tc>
+          <w:tcPr>
+            <w:tcW w:type="dxa" w:w="2226"/>
+            <w:tcBorders>
+              <w:top w:val="single" w:color="BFBFBF" w:sz="1"/>
+              <w:left w:val="single" w:color="BFBFBF" w:sz="1"/>
+              <w:bottom w:val="single" w:color="BFBFBF" w:sz="1"/>
+              <w:right w:val="single" w:color="BFBFBF" w:sz="1"/>
+            </w:tcBorders>
+            <w:tcMar>
+              <w:top w:type="dxa" w:w="60"/>
+              <w:left w:type="dxa" w:w="100"/>
+              <w:bottom w:type="dxa" w:w="60"/>
+              <w:right w:type="dxa" w:w="100"/>
+            </w:tcMar>
+            <w:vAlign w:val="center"/>
+          </w:tcPr>
+          <w:p>
+            <w:pPr>
+              <w:spacing w:after="0"/>
+            </w:pPr>
+            <w:r>
+              <w:rPr>
+                <w:rFonts w:ascii="Consolas" w:cs="Consolas" w:eastAsia="Consolas" w:hAnsi="Consolas"/>
+                <w:b w:val="false"/>
+                <w:bCs w:val="false"/>
+                <w:sz w:val="20"/>
+                <w:szCs w:val="20"/>
+              </w:rPr>
+              <w:t xml:space="preserve">已完成</w:t>
             </w:r>
           </w:p>
         </w:tc>
@@ -5710,7 +6332,7 @@
       <w:tr>
         <w:tc>
           <w:tcPr>
-            <w:tcW w:type="dxa" w:w="900"/>
+            <w:tcW w:type="dxa" w:w="800"/>
             <w:tcBorders>
               <w:top w:val="single" w:color="BFBFBF" w:sz="1"/>
               <w:left w:val="single" w:color="BFBFBF" w:sz="1"/>
@@ -5743,7 +6365,7 @@
         </w:tc>
         <w:tc>
           <w:tcPr>
-            <w:tcW w:type="dxa" w:w="2600"/>
+            <w:tcW w:type="dxa" w:w="2400"/>
             <w:tcBorders>
               <w:top w:val="single" w:color="BFBFBF" w:sz="1"/>
               <w:left w:val="single" w:color="BFBFBF" w:sz="1"/>
@@ -5776,7 +6398,7 @@
         </w:tc>
         <w:tc>
           <w:tcPr>
-            <w:tcW w:type="dxa" w:w="1700"/>
+            <w:tcW w:type="dxa" w:w="1500"/>
             <w:tcBorders>
               <w:top w:val="single" w:color="BFBFBF" w:sz="1"/>
               <w:left w:val="single" w:color="BFBFBF" w:sz="1"/>
@@ -5809,7 +6431,7 @@
         </w:tc>
         <w:tc>
           <w:tcPr>
-            <w:tcW w:type="dxa" w:w="1200"/>
+            <w:tcW w:type="dxa" w:w="1000"/>
             <w:tcBorders>
               <w:top w:val="single" w:color="BFBFBF" w:sz="1"/>
               <w:left w:val="single" w:color="BFBFBF" w:sz="1"/>
@@ -5842,7 +6464,7 @@
         </w:tc>
         <w:tc>
           <w:tcPr>
-            <w:tcW w:type="dxa" w:w="1526"/>
+            <w:tcW w:type="dxa" w:w="1100"/>
             <w:tcBorders>
               <w:top w:val="single" w:color="BFBFBF" w:sz="1"/>
               <w:left w:val="single" w:color="BFBFBF" w:sz="1"/>
@@ -5870,6 +6492,39 @@
                 <w:szCs w:val="20"/>
               </w:rPr>
               <w:t xml:space="preserve">低(后期)</w:t>
+            </w:r>
+          </w:p>
+        </w:tc>
+        <w:tc>
+          <w:tcPr>
+            <w:tcW w:type="dxa" w:w="2226"/>
+            <w:tcBorders>
+              <w:top w:val="single" w:color="BFBFBF" w:sz="1"/>
+              <w:left w:val="single" w:color="BFBFBF" w:sz="1"/>
+              <w:bottom w:val="single" w:color="BFBFBF" w:sz="1"/>
+              <w:right w:val="single" w:color="BFBFBF" w:sz="1"/>
+            </w:tcBorders>
+            <w:tcMar>
+              <w:top w:type="dxa" w:w="60"/>
+              <w:left w:type="dxa" w:w="100"/>
+              <w:bottom w:type="dxa" w:w="60"/>
+              <w:right w:type="dxa" w:w="100"/>
+            </w:tcMar>
+            <w:vAlign w:val="center"/>
+          </w:tcPr>
+          <w:p>
+            <w:pPr>
+              <w:spacing w:after="0"/>
+            </w:pPr>
+            <w:r>
+              <w:rPr>
+                <w:rFonts w:ascii="Consolas" w:cs="Consolas" w:eastAsia="Consolas" w:hAnsi="Consolas"/>
+                <w:b w:val="false"/>
+                <w:bCs w:val="false"/>
+                <w:sz w:val="20"/>
+                <w:szCs w:val="20"/>
+              </w:rPr>
+              <w:t xml:space="preserve">统计增强版</w:t>
             </w:r>
           </w:p>
         </w:tc>
@@ -6555,7 +7210,7 @@
         </w:numPr>
       </w:pPr>
       <w:r>
-        <w:t xml:space="preserve">预留 spi_channel 占位实现（HS-SPI 第二链路）。</w:t>
+        <w:t xml:space="preserve">已实现 HS-SPI 真实通道（channel_spi.c/SPI2 master）+ GD32H7 spi_slave_link.c（从机DMA），双链路冗余落地。</w:t>
       </w:r>
     </w:p>
     <w:p>
@@ -6927,7 +7582,7 @@
         </w:numPr>
       </w:pPr>
       <w:r>
-        <w:t xml:space="preserve">内部仍映射整数 ID 保证分发速度，主题面向开发者可读。</w:t>
+        <w:t xml:space="preserve">内部仍映射整数 ID 保证分发速度，主题面向开发者可读。v2.1 已新增 topic_register_map 双向映射注册，event_ipc RX 已接入 topic_dispatch。</w:t>
       </w:r>
     </w:p>
     <w:p>
@@ -6979,7 +7634,7 @@
         </w:numPr>
       </w:pPr>
       <w:r>
-        <w:t xml:space="preserve">作为 GD32H7 的级联升级通道：ESP32S3 下载 GD32 固件分包经 link 帧转发。</w:t>
+        <w:t xml:space="preserve">已新增 ota_downloader.c(esp_http_client 完整下载闭环)与 otaTask 异步执行；partitions_ota.csv A/B 分区配置就绪。GD32H7 级联转发待实机实测。</w:t>
       </w:r>
     </w:p>
     <w:p>
@@ -7031,7 +7686,7 @@
         </w:numPr>
       </w:pPr>
       <w:r>
-        <w:t xml:space="preserve">TLS 双向认证启用 mbedTLS + 服务端证书校验。</w:t>
+        <w:t xml:space="preserve">TLS 双向认证完整实现：mqtt_client_app.c 运行时检测 mqtts:// 自动加载 NVS 证书；CMD_CRED_UPDATE 命令支持云端证书下发轮换。</w:t>
       </w:r>
     </w:p>
     <w:p>
@@ -7059,7 +7714,7 @@
         </w:numPr>
       </w:pPr>
       <w:r>
-        <w:t xml:space="preserve">训练异常检测/唤醒词小模型，量化为 esp32s3 向量指令可用版。</w:t>
+        <w:t xml:space="preserve">v2.1 已落地统计增强版：一阶低通滤波+趋势检测+多通道联动评分；TinyML 量化模型待训练数据接入。</w:t>
       </w:r>
     </w:p>
     <w:p>
@@ -11413,7 +12068,7 @@
         </w:numPr>
       </w:pPr>
       <w:r>
-        <w:t xml:space="preserve">过度架构化：小工程引入全部架构会增复杂度。缓解：每架构有开关宏(如 XUse)默认关闭，按需启用。</w:t>
+        <w:t xml:space="preserve">过度架构化：小工程引入全部架构会增复杂度。✓ 缓解落地：每架构有开关宏(如 XUse)默认关闭，config_verify.h 编译期校验依赖组合。</w:t>
       </w:r>
     </w:p>
     <w:p>
@@ -11425,7 +12080,7 @@
         </w:numPr>
       </w:pPr>
       <w:r>
-        <w:t xml:space="preserve">跨核契约破坏：事件 ID/overlay 变更未两端同步。缓解：event_id.h、link_payload.h 作共享头由 CI 校验哈希一致。</w:t>
+        <w:t xml:space="preserve">跨核契约破坏：事件 ID/overlay 变更未两端同步。✓ 缓解落地：event_id.h 双端完全一致；log_entry_hdr_t 头部两端口径一致；link_protocol 解转义双端对齐。</w:t>
       </w:r>
     </w:p>
     <w:p>
@@ -11465,7 +12120,7 @@
         <w:spacing w:after="120"/>
       </w:pPr>
       <w:r>
-        <w:t xml:space="preserve">本工程已具备「表驱动初始化 + 任务表 + 事件总线 + 跨核桥接 + HSM + 链路协议」的坚实骨架，并在 GD32 端预留了「软定时器轮 + 日志环缓冲 + 双池分配 + 统一错误码」的半成品。按本文档阶段路线逐步纳入 13 项新架构，可在控制与通信解耦、实时可靠、安全可演进、端侧智能四个维度上系统推进，最终形成与整机设计文档一致且可继续演进的工业边缘 IoT 终端软件基线。</w:t>
+        <w:t xml:space="preserve">v2.1 已完成 13 项架构的双端落地：ESP32S3 端 13 模块全部实现并接入 init/task/事件总线；GD32H7 端激活软定时器回调表/log_ringbuf/双池 malloc，并镜像事件总线+跨核桥接；ESP32S3-GD32H7 双链路冗余(UART + HS-SPI)两端代码就绪。剩余仅 TinyML 量化模型（需训练数据集）+ OTA 云端实测（需云端仓库）+ HS-SPI 实机联调（需硬件验证）三项不可离线产出的事项，详见 software_architecture_achive.docx v2.1。</w:t>
       </w:r>
     </w:p>
     <w:p>
